--- a/hin/docx/016.content.docx
+++ b/hin/docx/016.content.docx
@@ -150,26 +150,6 @@
           <w:lang w:val="hi_IN" w:bidi="hi_IN"/>
         </w:rPr>
         <w:t>ट</w:t>
-      </w:r>
-      <w:r>
-        <w:rPr>
-          <w:lang w:val="hi_IN" w:bidi="hi_IN"/>
-        </w:rPr>
-      </w:r>
-    </w:p>
-    <w:p>
-      <w:pPr/>
-      <w:r>
-        <w:rPr>
-          <w:lang w:val="hi_IN" w:bidi="hi_IN"/>
-        </w:rPr>
-      </w:r>
-      <w:r>
-        <w:rPr>
-          <w:i/>
-          <w:lang w:val="hi_IN" w:bidi="hi_IN"/>
-        </w:rPr>
-        <w:t>टूटी हुई वाचा</w:t>
       </w:r>
       <w:r>
         <w:rPr>

--- a/hin/docx/016.content.docx
+++ b/hin/docx/016.content.docx
@@ -19,7 +19,7 @@
         <w:rPr>
           <w:lang w:val="hi_IN" w:bidi="hi_IN"/>
         </w:rPr>
-        <w:t>Resource: Study Notes - Themes (Tyndale)</w:t>
+        <w:t>Resource: Tyndale Open Study Notes</w:t>
       </w:r>
       <w:r>
         <w:rPr>
@@ -112,7 +112,7 @@
         <w:rPr>
           <w:lang w:val="hi_IN" w:bidi="hi_IN"/>
         </w:rPr>
-        <w:t>Study Notes - Themes (Tyndale)</w:t>
+        <w:t>Tyndale Open Study Notes</w:t>
       </w:r>
     </w:p>
     <w:p>

--- a/hin/docx/016.content.docx
+++ b/hin/docx/016.content.docx
@@ -149,7 +149,7 @@
         <w:rPr>
           <w:lang w:val="hi_IN" w:bidi="hi_IN"/>
         </w:rPr>
-        <w:t>ट</w:t>
+        <w:t>त</w:t>
       </w:r>
       <w:r>
         <w:rPr>
@@ -212,7 +212,7 @@
         <w:rPr>
           <w:lang w:val="hi_IN" w:bidi="hi_IN"/>
         </w:rPr>
-        <w:t>टूटी हुई वाचा</w:t>
+        <w:t>तम्बू</w:t>
       </w:r>
       <w:r>
         <w:rPr>
@@ -231,7 +231,7 @@
         <w:rPr>
           <w:lang w:val="hi_IN" w:bidi="hi_IN"/>
         </w:rPr>
-        <w:t xml:space="preserve">मिस्र से इस्राएलियों को बचाने के बाद परमेश्वर ने उनके साथ एक विशेष समझौता (जिसे वाचा कहा जाता है) किया (देखें </w:t>
+        <w:t>तम्बू एक चलायमान निवासस्थान था जहाँ परमेश्वर इस्राएली लोगों के बीच निवास करते थे। सृष्टि की शुरुआत से ही, परमेश्वर की योजना थी कि वे मनुष्यों के साथ रहें और लोगों को उनके साथ एक करीबी सम्बन्ध बनाने की अनुमति दें। हालांकि, जब पाप संसार में आया, तो इसने एक गम्भीर समस्या उत्पन्न की (</w:t>
       </w:r>
       <w:hyperlink r:id="rId13">
         <w:r>
@@ -242,14 +242,14 @@
             <w:color w:val="0000EE"/>
             <w:u w:val="single"/>
           </w:rPr>
-          <w:t>निर्ग 20–24</w:t>
+          <w:t>उत 3</w:t>
         </w:r>
       </w:hyperlink>
       <w:r>
         <w:rPr>
           <w:lang w:val="hi_IN" w:bidi="hi_IN"/>
         </w:rPr>
-        <w:t>)। इस वाचा में, परमेश्वर ने उन्हें दस आज्ञाएँ और अन्य नियम दिए। लोगों ने इन नियमों का पालन करने का वचन दिया, और यदि वे ऐसा करते तो परमेश्वर ने उन्हें आशीष देने का वादा किया। परन्तु इस्राएलियों ने वाचा की शर्तों का उल्लंघन किया।</w:t>
+        <w:t>)। यदि पापी लोग परमेश्वर की उपस्थिति में आते, तो परमेश्वर की पवित्रता उन्हें नष्ट कर देती।</w:t>
       </w:r>
     </w:p>
     <w:p>
@@ -263,21 +263,7 @@
         <w:rPr>
           <w:lang w:val="hi_IN" w:bidi="hi_IN"/>
         </w:rPr>
-        <w:t>परमेश्वर और इस्राएल के सम्बन्ध में एक केन्द्रीय मुद्दा यह था कि सीनै पर्वत पर की गई वाचा तब भी मान्य थी या नहीं जब लोगों ने इसे तोड़ दिया था। प्राचीन निकट पूर्वी राजनीति में, वाचाएँ आम थीं। जब वाचा के किसी एक साथी ने समझौते की शर्तों को तोड़ा, तो परिणामस्वरूप आमतौर पर युद्ध होता था।</w:t>
-      </w:r>
-    </w:p>
-    <w:p>
-      <w:pPr/>
-      <w:r>
-        <w:rPr>
-          <w:lang w:val="hi_IN" w:bidi="hi_IN"/>
-        </w:rPr>
-      </w:r>
-      <w:r>
-        <w:rPr>
-          <w:lang w:val="hi_IN" w:bidi="hi_IN"/>
-        </w:rPr>
-        <w:t>यह वाचा विशेष थी क्योंकि परमेश्वर उसमें एक भागीदार थे। यह गैर-धार्मिक वाचा के प्रारूप का अनुसरण करती थी और इसके लिए परमेश्वर और इस्राएल दोनों को प्रतिज्ञाओं के साथ समझौते की पुष्टि करने की आवश्यकता थी, जिसमें विश्वासयोग्य रहने का वचन दिया गया था (</w:t>
+        <w:t>तम्बू ने इस समस्या का एक अस्थायी समाधान प्रदान किया। यह एक विशेष संरचना थी जैसे एक तम्बू, जिसने इस्राएलियों को बिना नष्ट हुए परमेश्वर की उपस्थिति का आनन्द लेने की अनुमति दी (</w:t>
       </w:r>
       <w:hyperlink r:id="rId14">
         <w:r>
@@ -288,14 +274,150 @@
             <w:color w:val="0000EE"/>
             <w:u w:val="single"/>
           </w:rPr>
-          <w:t>निर्ग 24:1–11</w:t>
+          <w:t>निर्ग 25:8</w:t>
         </w:r>
       </w:hyperlink>
       <w:r>
         <w:rPr>
           <w:lang w:val="hi_IN" w:bidi="hi_IN"/>
         </w:rPr>
-        <w:t xml:space="preserve">; </w:t>
+        <w:t>)। यह आराधना का एक चलायमान स्थान था जहाँ इस्राएली परमेश्वर को बलिदान चढ़ाते थे और उनकी आराधना करते थे।</w:t>
+      </w:r>
+    </w:p>
+    <w:p>
+      <w:pPr/>
+      <w:r>
+        <w:rPr>
+          <w:lang w:val="hi_IN" w:bidi="hi_IN"/>
+        </w:rPr>
+      </w:r>
+      <w:r>
+        <w:rPr>
+          <w:lang w:val="hi_IN" w:bidi="hi_IN"/>
+        </w:rPr>
+        <w:t>तम्बू हमें यह दिखाता है कि परमेश्वर की उपस्थिति में प्रवेश करने के लिए क्या आवश्यक है:</w:t>
+      </w:r>
+    </w:p>
+    <w:p>
+      <w:pPr>
+        <w:pStyle w:val="ListBullet"/>
+        <w:spacing w:line="240" w:lineRule="auto"/>
+        <w:ind w:left="720"/>
+      </w:pPr>
+      <w:r>
+        <w:rPr>
+          <w:lang w:val="hi_IN" w:bidi="hi_IN"/>
+        </w:rPr>
+      </w:r>
+      <w:r>
+        <w:rPr>
+          <w:lang w:val="hi_IN" w:bidi="hi_IN"/>
+        </w:rPr>
+        <w:t>वेदी यह दर्शाती है कि पाप को एक बलिदानी मृत्यु के माध्यम से हटाया जाना चाहिए। यह एक बड़ी कांस्य संरचना थी जहाँ पशुओं की बलि दी जाती थी ताकि लोगों के पापों का प्रायश्चित किया जा सके।</w:t>
+      </w:r>
+    </w:p>
+    <w:p>
+      <w:pPr>
+        <w:pStyle w:val="ListBullet"/>
+        <w:spacing w:line="240" w:lineRule="auto"/>
+        <w:ind w:left="720"/>
+      </w:pPr>
+      <w:r>
+        <w:rPr>
+          <w:lang w:val="hi_IN" w:bidi="hi_IN"/>
+        </w:rPr>
+      </w:r>
+      <w:r>
+        <w:rPr>
+          <w:lang w:val="hi_IN" w:bidi="hi_IN"/>
+        </w:rPr>
+        <w:t>होद यह दर्शाता है कि परमेश्वर के साथ सम्बन्ध बनाए रखने के लिए अशुद्धता को दूर करना आवश्यक है—कुछ भी जो परमेश्वर के पूर्ण नैतिक मानकों के विपरीत हो। यह एक बड़ा पीतल का कटोरा था जिसमें पानी भरा होता था, जहाँ याजक तम्बू में सेवा करने से पहले अपने हाथ और पैर धोते थे।</w:t>
+      </w:r>
+    </w:p>
+    <w:p>
+      <w:pPr>
+        <w:pStyle w:val="ListBullet"/>
+        <w:spacing w:line="240" w:lineRule="auto"/>
+        <w:ind w:left="720"/>
+      </w:pPr>
+      <w:r>
+        <w:rPr>
+          <w:lang w:val="hi_IN" w:bidi="hi_IN"/>
+        </w:rPr>
+      </w:r>
+      <w:r>
+        <w:rPr>
+          <w:lang w:val="hi_IN" w:bidi="hi_IN"/>
+        </w:rPr>
+        <w:t>पवित्रस्थान में, दीवट और मेज यह दर्शाते हैं कि हमें परमेश्वर के प्रकाश में चलना चाहिए और उन पर निर्भर रहना चाहिए कि वे हमारी आवश्यकताओं को पूरा करें। सोने का दीवट सात शाखाओं वाला था यह पवित्र स्थान में प्रकाश का एकमात्र स्रोत था, जबकि मेज पर बारह रोटियाँ रखी थीं जो इस्राएल के बारह गोत्रों के लिए परमेश्वर की व्यवस्था का प्रतिनिधित्व करती थीं।</w:t>
+      </w:r>
+    </w:p>
+    <w:p>
+      <w:pPr>
+        <w:pStyle w:val="ListBullet"/>
+        <w:spacing w:line="240" w:lineRule="auto"/>
+        <w:ind w:left="720"/>
+      </w:pPr>
+      <w:r>
+        <w:rPr>
+          <w:lang w:val="hi_IN" w:bidi="hi_IN"/>
+        </w:rPr>
+      </w:r>
+      <w:r>
+        <w:rPr>
+          <w:lang w:val="hi_IN" w:bidi="hi_IN"/>
+        </w:rPr>
+        <w:t xml:space="preserve">धूपदानी प्रार्थना का प्रतिनिधित्व करती है। निरन्तर उठती हुई धूप उन लोगों को याद दिलाती है जो क्षमा किए गए हैं और शुद्ध हैं, जो परमेश्वर के मार्गदर्शन का पालन करते हैं और उन पर निर्भर रहते हैं, कि उन्हें उनके पास पूर्ण पहुँच प्राप्त है। यह छोटी सोने की वेदी परमपवित्र स्थान के परदे के बिलकुल सामने थी, और याजक इस पर प्रतिदिन मीठी सुगन्धित धूप जलाते थे। </w:t>
+      </w:r>
+    </w:p>
+    <w:p>
+      <w:pPr>
+        <w:pStyle w:val="ListBullet"/>
+        <w:spacing w:line="240" w:lineRule="auto"/>
+        <w:ind w:left="720"/>
+      </w:pPr>
+      <w:r>
+        <w:rPr>
+          <w:lang w:val="hi_IN" w:bidi="hi_IN"/>
+        </w:rPr>
+      </w:r>
+      <w:r>
+        <w:rPr>
+          <w:lang w:val="hi_IN" w:bidi="hi_IN"/>
+        </w:rPr>
+        <w:t>पवित्रस्थान और परमपवित्र स्थान के बीच का परदा हमें यह याद दिलाता है कि सर्वशक्तिमान, पवित्र परमेश्वर, जो हमें संगति में आमन्त्रित करते हैं, उनके पास लापरवाही से नहीं जाना चाहिए। यह मोटा, रंगीन परदा दोनों कमरों को अलग करता था और लोगों को परमेश्वर की प्रत्यक्ष उपस्थिति से सुरक्षित रखता था।</w:t>
+      </w:r>
+    </w:p>
+    <w:p>
+      <w:pPr>
+        <w:pStyle w:val="ListBullet"/>
+        <w:spacing w:line="240" w:lineRule="auto"/>
+        <w:ind w:left="720"/>
+      </w:pPr>
+      <w:r>
+        <w:rPr>
+          <w:lang w:val="hi_IN" w:bidi="hi_IN"/>
+        </w:rPr>
+      </w:r>
+      <w:r>
+        <w:rPr>
+          <w:lang w:val="hi_IN" w:bidi="hi_IN"/>
+        </w:rPr>
+        <w:t>परदे के पीछे वाचा का सन्दूक है, जिसके ऊपर परमेश्वर की महिमा प्रकट हुई। यह इस्राएल के राजा के रूप में परमेश्वर के शासन का प्रतीक था। सन्दूक की केन्द्रीय स्थिति परमेश्वर के अपने लोगों के लिए मुख्य उद्देश्य को दर्शाती है—जीवित परमेश्वर के साथ एक वाचा सम्बन्ध। सन्दूक एक सोने से ढका हुआ लकड़ी का सन्दूक था जिसमें दस आज्ञाओं की पत्थर की पट्टिकाएं, हारून की छड़ी, और मन्ना का एक पात्र था।</w:t>
+      </w:r>
+    </w:p>
+    <w:p>
+      <w:pPr/>
+      <w:r>
+        <w:rPr>
+          <w:lang w:val="hi_IN" w:bidi="hi_IN"/>
+        </w:rPr>
+      </w:r>
+      <w:r>
+        <w:rPr>
+          <w:lang w:val="hi_IN" w:bidi="hi_IN"/>
+        </w:rPr>
+        <w:t xml:space="preserve">हमारा परमेश्वर के साथ नया वाचा सम्बन्ध यीशु के पापों के लिए सिद्ध बलिदान और परमेश्वर के सामने हमारे महायाजक के रूप में उसकी भूमिका के कारण सम्भव हुआ है (विशेष रूप से देखें </w:t>
       </w:r>
       <w:hyperlink r:id="rId15">
         <w:r>
@@ -306,14 +428,26 @@
             <w:color w:val="0000EE"/>
             <w:u w:val="single"/>
           </w:rPr>
-          <w:t>व्य.वि. 29–30</w:t>
+          <w:t>इब्रा 9–10</w:t>
         </w:r>
       </w:hyperlink>
       <w:r>
         <w:rPr>
           <w:lang w:val="hi_IN" w:bidi="hi_IN"/>
         </w:rPr>
-        <w:t xml:space="preserve">; </w:t>
+        <w:t xml:space="preserve">)। उन्होंने प्राचीन तम्बू द्वारा दिखाए गए आवश्यकताओं को पूरा किया है। अब हम </w:t>
+      </w:r>
+      <w:r>
+        <w:rPr>
+          <w:lang w:val="hi_IN" w:bidi="hi_IN"/>
+        </w:rPr>
+        <w:t>साहस और भरोसे</w:t>
+      </w:r>
+      <w:r>
+        <w:rPr>
+          <w:lang w:val="hi_IN" w:bidi="hi_IN"/>
+        </w:rPr>
+        <w:t xml:space="preserve"> के साथ परमेश्वर के सिंहासन के पास जा सकते हैं (देखें </w:t>
       </w:r>
       <w:hyperlink r:id="rId16">
         <w:r>
@@ -324,7 +458,7 @@
             <w:color w:val="0000EE"/>
             <w:u w:val="single"/>
           </w:rPr>
-          <w:t>यहो 8:30–35</w:t>
+          <w:t>इफि 3:12</w:t>
         </w:r>
       </w:hyperlink>
       <w:r>
@@ -342,7 +476,7 @@
             <w:color w:val="0000EE"/>
             <w:u w:val="single"/>
           </w:rPr>
-          <w:t>24:1–28</w:t>
+          <w:t>इब्रा 4:14–16</w:t>
         </w:r>
       </w:hyperlink>
       <w:r>
@@ -361,9 +495,10 @@
       </w:r>
       <w:r>
         <w:rPr>
-          <w:lang w:val="hi_IN" w:bidi="hi_IN"/>
-        </w:rPr>
-        <w:t>परमेश्वर हमेशा अपनी वाचा के प्रति विश्वासयोग्य रहे, परन्तु इस्राएली इसे तोड़ते रहे। कई कनानी देवताओं की उपासना ने उन्हें प्रभु से दूर कर दिया। उन्होंने मूर्तियों की उपासना की और अनैतिक यौन समारोहों में शामिल हुए। उन्होंने दरिद्रों और जरूरतमन्दों के साथ बुरा व्यवहार किया और परमेश्वर के धार्मिकता के नियमों की अनदेखी की।</w:t>
+          <w:u w:val="single"/>
+          <w:lang w:val="hi_IN" w:bidi="hi_IN"/>
+        </w:rPr>
+        <w:t>आगे के अध्ययन के लिए अंश</w:t>
       </w:r>
     </w:p>
     <w:p>
@@ -372,26 +507,6 @@
         <w:rPr>
           <w:lang w:val="hi_IN" w:bidi="hi_IN"/>
         </w:rPr>
-      </w:r>
-      <w:r>
-        <w:rPr>
-          <w:lang w:val="hi_IN" w:bidi="hi_IN"/>
-        </w:rPr>
-        <w:t>सदियों तक, इस्राएली या तो परमेश्वर (यहोवा) की उपासना करते थे या कनानी देवताओं की। जब भी उन्होंने पश्चाताप किया और परमेश्वर की आज्ञा मानी, तो उन्होंने दयालुता से उन्हें वाचा सम्बन्ध में वापस स्वीकार कर लिया। फिर भी, 700 ई.पू. के मध्य तक, उत्तरी राज्य इस्राएल के इस्राएली मूर्तियों की उपासना के प्रति हठपूर्वक प्रतिबद्ध हो गए थे। इसलिए परमेश्वर ने अश्शूरियों को राज्य को नष्ट करने और कई लोगों को बन्दी बनाने की अनुमति दी।</w:t>
-      </w:r>
-    </w:p>
-    <w:p>
-      <w:pPr/>
-      <w:r>
-        <w:rPr>
-          <w:lang w:val="hi_IN" w:bidi="hi_IN"/>
-        </w:rPr>
-      </w:r>
-      <w:r>
-        <w:rPr>
-          <w:lang w:val="hi_IN" w:bidi="hi_IN"/>
-        </w:rPr>
-        <w:t>भविष्यवक्ता यिर्मयाह की सेवकाई सौ साल बाद हुई थी। अब यहूदा भी मूर्तिपूजा कर रहा था। यिर्मयाह ने इस स्थिति की तुलना तलाक से की, जो होशे की इस्राएल के बारे में पहले की कहानी के समान थी (</w:t>
       </w:r>
       <w:hyperlink r:id="rId18">
         <w:r>
@@ -402,14 +517,14 @@
             <w:color w:val="0000EE"/>
             <w:u w:val="single"/>
           </w:rPr>
-          <w:t>यिर्म 2–3</w:t>
+          <w:t>निर्गमन 25:1–9</w:t>
         </w:r>
       </w:hyperlink>
       <w:r>
         <w:rPr>
           <w:lang w:val="hi_IN" w:bidi="hi_IN"/>
         </w:rPr>
-        <w:t xml:space="preserve">; तुलना करें </w:t>
+        <w:t xml:space="preserve">; </w:t>
       </w:r>
       <w:hyperlink r:id="rId19">
         <w:r>
@@ -420,28 +535,14 @@
             <w:color w:val="0000EE"/>
             <w:u w:val="single"/>
           </w:rPr>
-          <w:t>होश 1–2</w:t>
+          <w:t>26:1–37</w:t>
         </w:r>
       </w:hyperlink>
       <w:r>
         <w:rPr>
           <w:lang w:val="hi_IN" w:bidi="hi_IN"/>
         </w:rPr>
-        <w:t>)। शास्त्र इस्राएल के परमेश्वर के साथ सम्बन्ध की तुलना एक विवाह से करते हैं जहाँ दुल्हन ने व्यभिचार किया।</w:t>
-      </w:r>
-    </w:p>
-    <w:p>
-      <w:pPr/>
-      <w:r>
-        <w:rPr>
-          <w:lang w:val="hi_IN" w:bidi="hi_IN"/>
-        </w:rPr>
-      </w:r>
-      <w:r>
-        <w:rPr>
-          <w:lang w:val="hi_IN" w:bidi="hi_IN"/>
-        </w:rPr>
-        <w:t>परमेश्वर ने अपने लोगों पर विवाह बन्धन तोड़ने और वेश्या की तरह व्यवहार करने का आरोप लगाया (</w:t>
+        <w:t xml:space="preserve">; </w:t>
       </w:r>
       <w:hyperlink r:id="rId20">
         <w:r>
@@ -452,26 +553,14 @@
             <w:color w:val="0000EE"/>
             <w:u w:val="single"/>
           </w:rPr>
-          <w:t>यिर्म 3:1</w:t>
+          <w:t>35:4–36:38</w:t>
         </w:r>
       </w:hyperlink>
       <w:r>
         <w:rPr>
           <w:lang w:val="hi_IN" w:bidi="hi_IN"/>
         </w:rPr>
-        <w:t>)। उन्होंने उन्हें चेतावनी दी कि वे मन फिराएँ या विनाश का सामना करें। परमेश्वर अब इस्राएलियों के बारे में यह नहीं कह सकते थे, “</w:t>
-      </w:r>
-      <w:r>
-        <w:rPr>
-          <w:lang w:val="hi_IN" w:bidi="hi_IN"/>
-        </w:rPr>
-        <w:t>मैं उनका परमेश्वर ठहरूँगा, और वे मेरी प्रजा ठहरेंगे</w:t>
-      </w:r>
-      <w:r>
-        <w:rPr>
-          <w:lang w:val="hi_IN" w:bidi="hi_IN"/>
-        </w:rPr>
-        <w:t xml:space="preserve">” (देखें </w:t>
+        <w:t xml:space="preserve">; </w:t>
       </w:r>
       <w:hyperlink r:id="rId21">
         <w:r>
@@ -482,14 +571,14 @@
             <w:color w:val="0000EE"/>
             <w:u w:val="single"/>
           </w:rPr>
-          <w:t>यिर्म 31:33</w:t>
+          <w:t>38:21–31</w:t>
         </w:r>
       </w:hyperlink>
       <w:r>
         <w:rPr>
           <w:lang w:val="hi_IN" w:bidi="hi_IN"/>
         </w:rPr>
-        <w:t xml:space="preserve">; साथ ही देखें </w:t>
+        <w:t xml:space="preserve">; </w:t>
       </w:r>
       <w:hyperlink r:id="rId22">
         <w:r>
@@ -500,7 +589,7 @@
             <w:color w:val="0000EE"/>
             <w:u w:val="single"/>
           </w:rPr>
-          <w:t>निर्ग 6:7</w:t>
+          <w:t>39:32–40:35</w:t>
         </w:r>
       </w:hyperlink>
       <w:r>
@@ -518,28 +607,14 @@
             <w:color w:val="0000EE"/>
             <w:u w:val="single"/>
           </w:rPr>
-          <w:t>होश 1:9</w:t>
+          <w:t>2 इतिहास 3:1–7:22</w:t>
         </w:r>
       </w:hyperlink>
       <w:r>
         <w:rPr>
           <w:lang w:val="hi_IN" w:bidi="hi_IN"/>
         </w:rPr>
-        <w:t>)।</w:t>
-      </w:r>
-    </w:p>
-    <w:p>
-      <w:pPr/>
-      <w:r>
-        <w:rPr>
-          <w:lang w:val="hi_IN" w:bidi="hi_IN"/>
-        </w:rPr>
-      </w:r>
-      <w:r>
-        <w:rPr>
-          <w:lang w:val="hi_IN" w:bidi="hi_IN"/>
-        </w:rPr>
-        <w:t>वाचा तोड़ने के कारण उत्तरी राज्य का विनाश हुआ और बाद में यहूदा राज्य का भी विनाश हुआ। बेबीलोन ने यरूशलेम और मन्दिर को नष्ट कर दिया। यह दण्ड परमेश्वर को अत्यन्त दुखदायी लगा। सदैव दयावान परमेश्वर ने एक नई वाचा का वादा किया, जो सीनै वाचा की जगह लेगी, जिसे इस्राएल ने तोड़ा था (</w:t>
+        <w:t xml:space="preserve">; </w:t>
       </w:r>
       <w:hyperlink r:id="rId24">
         <w:r>
@@ -550,192 +625,7 @@
             <w:color w:val="0000EE"/>
             <w:u w:val="single"/>
           </w:rPr>
-          <w:t>यिर्म 31:31–34</w:t>
-        </w:r>
-      </w:hyperlink>
-      <w:r>
-        <w:rPr>
-          <w:lang w:val="hi_IN" w:bidi="hi_IN"/>
-        </w:rPr>
-        <w:t>)।</w:t>
-      </w:r>
-    </w:p>
-    <w:p>
-      <w:pPr/>
-      <w:r>
-        <w:rPr>
-          <w:lang w:val="hi_IN" w:bidi="hi_IN"/>
-        </w:rPr>
-      </w:r>
-      <w:r>
-        <w:rPr>
-          <w:u w:val="single"/>
-          <w:lang w:val="hi_IN" w:bidi="hi_IN"/>
-        </w:rPr>
-        <w:t>आगे के अध्ययन के लिए अंश</w:t>
-      </w:r>
-    </w:p>
-    <w:p>
-      <w:pPr/>
-      <w:r>
-        <w:rPr>
-          <w:lang w:val="hi_IN" w:bidi="hi_IN"/>
-        </w:rPr>
-      </w:r>
-      <w:hyperlink r:id="rId22">
-        <w:r>
-          <w:rPr>
-            <w:lang w:val="hi_IN" w:bidi="hi_IN"/>
-          </w:rPr>
-          <w:rPr>
-            <w:color w:val="0000EE"/>
-            <w:u w:val="single"/>
-          </w:rPr>
-          <w:t>निर्गमन 6:7</w:t>
-        </w:r>
-      </w:hyperlink>
-      <w:r>
-        <w:rPr>
-          <w:lang w:val="hi_IN" w:bidi="hi_IN"/>
-        </w:rPr>
-        <w:t xml:space="preserve">; </w:t>
-      </w:r>
-      <w:hyperlink r:id="rId25">
-        <w:r>
-          <w:rPr>
-            <w:lang w:val="hi_IN" w:bidi="hi_IN"/>
-          </w:rPr>
-          <w:rPr>
-            <w:color w:val="0000EE"/>
-            <w:u w:val="single"/>
-          </w:rPr>
-          <w:t>यिर्मयाह 2:1–3:10</w:t>
-        </w:r>
-      </w:hyperlink>
-      <w:r>
-        <w:rPr>
-          <w:lang w:val="hi_IN" w:bidi="hi_IN"/>
-        </w:rPr>
-        <w:t xml:space="preserve">; </w:t>
-      </w:r>
-      <w:hyperlink r:id="rId26">
-        <w:r>
-          <w:rPr>
-            <w:lang w:val="hi_IN" w:bidi="hi_IN"/>
-          </w:rPr>
-          <w:rPr>
-            <w:color w:val="0000EE"/>
-            <w:u w:val="single"/>
-          </w:rPr>
-          <w:t>4:4</w:t>
-        </w:r>
-      </w:hyperlink>
-      <w:r>
-        <w:rPr>
-          <w:lang w:val="hi_IN" w:bidi="hi_IN"/>
-        </w:rPr>
-        <w:t xml:space="preserve">; </w:t>
-      </w:r>
-      <w:hyperlink r:id="rId27">
-        <w:r>
-          <w:rPr>
-            <w:lang w:val="hi_IN" w:bidi="hi_IN"/>
-          </w:rPr>
-          <w:rPr>
-            <w:color w:val="0000EE"/>
-            <w:u w:val="single"/>
-          </w:rPr>
-          <w:t>22:8–9</w:t>
-        </w:r>
-      </w:hyperlink>
-      <w:r>
-        <w:rPr>
-          <w:lang w:val="hi_IN" w:bidi="hi_IN"/>
-        </w:rPr>
-        <w:t xml:space="preserve">; </w:t>
-      </w:r>
-      <w:hyperlink r:id="rId24">
-        <w:r>
-          <w:rPr>
-            <w:lang w:val="hi_IN" w:bidi="hi_IN"/>
-          </w:rPr>
-          <w:rPr>
-            <w:color w:val="0000EE"/>
-            <w:u w:val="single"/>
-          </w:rPr>
-          <w:t>31:31–34</w:t>
-        </w:r>
-      </w:hyperlink>
-      <w:r>
-        <w:rPr>
-          <w:lang w:val="hi_IN" w:bidi="hi_IN"/>
-        </w:rPr>
-        <w:t xml:space="preserve">; </w:t>
-      </w:r>
-      <w:hyperlink r:id="rId28">
-        <w:r>
-          <w:rPr>
-            <w:lang w:val="hi_IN" w:bidi="hi_IN"/>
-          </w:rPr>
-          <w:rPr>
-            <w:color w:val="0000EE"/>
-            <w:u w:val="single"/>
-          </w:rPr>
-          <w:t>यहेजकेल 16:1–63</w:t>
-        </w:r>
-      </w:hyperlink>
-      <w:r>
-        <w:rPr>
-          <w:lang w:val="hi_IN" w:bidi="hi_IN"/>
-        </w:rPr>
-        <w:t xml:space="preserve">; </w:t>
-      </w:r>
-      <w:hyperlink r:id="rId29">
-        <w:r>
-          <w:rPr>
-            <w:lang w:val="hi_IN" w:bidi="hi_IN"/>
-          </w:rPr>
-          <w:rPr>
-            <w:color w:val="0000EE"/>
-            <w:u w:val="single"/>
-          </w:rPr>
-          <w:t>होशे 2:2–13</w:t>
-        </w:r>
-      </w:hyperlink>
-      <w:r>
-        <w:rPr>
-          <w:lang w:val="hi_IN" w:bidi="hi_IN"/>
-        </w:rPr>
-        <w:t xml:space="preserve">; </w:t>
-      </w:r>
-      <w:hyperlink r:id="rId30">
-        <w:r>
-          <w:rPr>
-            <w:lang w:val="hi_IN" w:bidi="hi_IN"/>
-          </w:rPr>
-          <w:rPr>
-            <w:color w:val="0000EE"/>
-            <w:u w:val="single"/>
-          </w:rPr>
-          <w:t>3:1</w:t>
-        </w:r>
-      </w:hyperlink>
-      <w:r>
-        <w:rPr>
-          <w:lang w:val="hi_IN" w:bidi="hi_IN"/>
-        </w:rPr>
-        <w:t xml:space="preserve">; </w:t>
-      </w:r>
-      <w:hyperlink r:id="rId31">
-        <w:r>
-          <w:rPr>
-            <w:lang w:val="hi_IN" w:bidi="hi_IN"/>
-          </w:rPr>
-          <w:rPr>
-            <w:color w:val="0000EE"/>
-            <w:u w:val="single"/>
-          </w:rPr>
-          <w:t>4:1–5:15</w:t>
+          <w:t>इब्रानियों 9:1–28</w:t>
         </w:r>
       </w:hyperlink>
       <w:r>

--- a/hin/docx/016.content.docx
+++ b/hin/docx/016.content.docx
@@ -19,7 +19,7 @@
         <w:rPr>
           <w:lang w:val="hi_IN" w:bidi="hi_IN"/>
         </w:rPr>
-        <w:t>Resource: Tyndale Open Study Notes</w:t>
+        <w:t>Resource: Aquifer Open Study Notes (Themes)</w:t>
       </w:r>
       <w:r>
         <w:rPr>
@@ -112,7 +112,7 @@
         <w:rPr>
           <w:lang w:val="hi_IN" w:bidi="hi_IN"/>
         </w:rPr>
-        <w:t>Tyndale Open Study Notes</w:t>
+        <w:t>Aquifer Open Study Notes (Themes)</w:t>
       </w:r>
     </w:p>
     <w:p>

--- a/hin/docx/016.content.docx
+++ b/hin/docx/016.content.docx
@@ -233,18 +233,12 @@
         </w:rPr>
         <w:t>तम्बू एक चलायमान निवासस्थान था जहाँ परमेश्वर इस्राएली लोगों के बीच निवास करते थे। सृष्टि की शुरुआत से ही, परमेश्वर की योजना थी कि वे मनुष्यों के साथ रहें और लोगों को उनके साथ एक करीबी सम्बन्ध बनाने की अनुमति दें। हालांकि, जब पाप संसार में आया, तो इसने एक गम्भीर समस्या उत्पन्न की (</w:t>
       </w:r>
-      <w:hyperlink r:id="rId13">
-        <w:r>
-          <w:rPr>
-            <w:lang w:val="hi_IN" w:bidi="hi_IN"/>
-          </w:rPr>
-          <w:rPr>
-            <w:color w:val="0000EE"/>
-            <w:u w:val="single"/>
-          </w:rPr>
-          <w:t>उत 3</w:t>
-        </w:r>
-      </w:hyperlink>
+      <w:r>
+        <w:rPr>
+          <w:lang w:val="hi_IN" w:bidi="hi_IN"/>
+        </w:rPr>
+        <w:t>उत 3</w:t>
+      </w:r>
       <w:r>
         <w:rPr>
           <w:lang w:val="hi_IN" w:bidi="hi_IN"/>
@@ -265,18 +259,12 @@
         </w:rPr>
         <w:t>तम्बू ने इस समस्या का एक अस्थायी समाधान प्रदान किया। यह एक विशेष संरचना थी जैसे एक तम्बू, जिसने इस्राएलियों को बिना नष्ट हुए परमेश्वर की उपस्थिति का आनन्द लेने की अनुमति दी (</w:t>
       </w:r>
-      <w:hyperlink r:id="rId14">
-        <w:r>
-          <w:rPr>
-            <w:lang w:val="hi_IN" w:bidi="hi_IN"/>
-          </w:rPr>
-          <w:rPr>
-            <w:color w:val="0000EE"/>
-            <w:u w:val="single"/>
-          </w:rPr>
-          <w:t>निर्ग 25:8</w:t>
-        </w:r>
-      </w:hyperlink>
+      <w:r>
+        <w:rPr>
+          <w:lang w:val="hi_IN" w:bidi="hi_IN"/>
+        </w:rPr>
+        <w:t>निर्ग 25:8</w:t>
+      </w:r>
       <w:r>
         <w:rPr>
           <w:lang w:val="hi_IN" w:bidi="hi_IN"/>
@@ -419,18 +407,12 @@
         </w:rPr>
         <w:t xml:space="preserve">हमारा परमेश्वर के साथ नया वाचा सम्बन्ध यीशु के पापों के लिए सिद्ध बलिदान और परमेश्वर के सामने हमारे महायाजक के रूप में उसकी भूमिका के कारण सम्भव हुआ है (विशेष रूप से देखें </w:t>
       </w:r>
-      <w:hyperlink r:id="rId15">
-        <w:r>
-          <w:rPr>
-            <w:lang w:val="hi_IN" w:bidi="hi_IN"/>
-          </w:rPr>
-          <w:rPr>
-            <w:color w:val="0000EE"/>
-            <w:u w:val="single"/>
-          </w:rPr>
-          <w:t>इब्रा 9–10</w:t>
-        </w:r>
-      </w:hyperlink>
+      <w:r>
+        <w:rPr>
+          <w:lang w:val="hi_IN" w:bidi="hi_IN"/>
+        </w:rPr>
+        <w:t>इब्रा 9–10</w:t>
+      </w:r>
       <w:r>
         <w:rPr>
           <w:lang w:val="hi_IN" w:bidi="hi_IN"/>
@@ -449,36 +431,24 @@
         </w:rPr>
         <w:t xml:space="preserve"> के साथ परमेश्वर के सिंहासन के पास जा सकते हैं (देखें </w:t>
       </w:r>
-      <w:hyperlink r:id="rId16">
-        <w:r>
-          <w:rPr>
-            <w:lang w:val="hi_IN" w:bidi="hi_IN"/>
-          </w:rPr>
-          <w:rPr>
-            <w:color w:val="0000EE"/>
-            <w:u w:val="single"/>
-          </w:rPr>
-          <w:t>इफि 3:12</w:t>
-        </w:r>
-      </w:hyperlink>
+      <w:r>
+        <w:rPr>
+          <w:lang w:val="hi_IN" w:bidi="hi_IN"/>
+        </w:rPr>
+        <w:t>इफि 3:12</w:t>
+      </w:r>
       <w:r>
         <w:rPr>
           <w:lang w:val="hi_IN" w:bidi="hi_IN"/>
         </w:rPr>
         <w:t xml:space="preserve">; </w:t>
       </w:r>
-      <w:hyperlink r:id="rId17">
-        <w:r>
-          <w:rPr>
-            <w:lang w:val="hi_IN" w:bidi="hi_IN"/>
-          </w:rPr>
-          <w:rPr>
-            <w:color w:val="0000EE"/>
-            <w:u w:val="single"/>
-          </w:rPr>
-          <w:t>इब्रा 4:14–16</w:t>
-        </w:r>
-      </w:hyperlink>
+      <w:r>
+        <w:rPr>
+          <w:lang w:val="hi_IN" w:bidi="hi_IN"/>
+        </w:rPr>
+        <w:t>इब्रा 4:14–16</w:t>
+      </w:r>
       <w:r>
         <w:rPr>
           <w:lang w:val="hi_IN" w:bidi="hi_IN"/>
@@ -508,126 +478,84 @@
           <w:lang w:val="hi_IN" w:bidi="hi_IN"/>
         </w:rPr>
       </w:r>
-      <w:hyperlink r:id="rId18">
-        <w:r>
-          <w:rPr>
-            <w:lang w:val="hi_IN" w:bidi="hi_IN"/>
-          </w:rPr>
-          <w:rPr>
-            <w:color w:val="0000EE"/>
-            <w:u w:val="single"/>
-          </w:rPr>
-          <w:t>निर्गमन 25:1–9</w:t>
-        </w:r>
-      </w:hyperlink>
+      <w:r>
+        <w:rPr>
+          <w:lang w:val="hi_IN" w:bidi="hi_IN"/>
+        </w:rPr>
+        <w:t>निर्गमन 25:1–9</w:t>
+      </w:r>
       <w:r>
         <w:rPr>
           <w:lang w:val="hi_IN" w:bidi="hi_IN"/>
         </w:rPr>
         <w:t xml:space="preserve">; </w:t>
       </w:r>
-      <w:hyperlink r:id="rId19">
-        <w:r>
-          <w:rPr>
-            <w:lang w:val="hi_IN" w:bidi="hi_IN"/>
-          </w:rPr>
-          <w:rPr>
-            <w:color w:val="0000EE"/>
-            <w:u w:val="single"/>
-          </w:rPr>
-          <w:t>26:1–37</w:t>
-        </w:r>
-      </w:hyperlink>
+      <w:r>
+        <w:rPr>
+          <w:lang w:val="hi_IN" w:bidi="hi_IN"/>
+        </w:rPr>
+        <w:t>26:1–37</w:t>
+      </w:r>
       <w:r>
         <w:rPr>
           <w:lang w:val="hi_IN" w:bidi="hi_IN"/>
         </w:rPr>
         <w:t xml:space="preserve">; </w:t>
       </w:r>
-      <w:hyperlink r:id="rId20">
-        <w:r>
-          <w:rPr>
-            <w:lang w:val="hi_IN" w:bidi="hi_IN"/>
-          </w:rPr>
-          <w:rPr>
-            <w:color w:val="0000EE"/>
-            <w:u w:val="single"/>
-          </w:rPr>
-          <w:t>35:4–36:38</w:t>
-        </w:r>
-      </w:hyperlink>
+      <w:r>
+        <w:rPr>
+          <w:lang w:val="hi_IN" w:bidi="hi_IN"/>
+        </w:rPr>
+        <w:t>35:4–36:38</w:t>
+      </w:r>
       <w:r>
         <w:rPr>
           <w:lang w:val="hi_IN" w:bidi="hi_IN"/>
         </w:rPr>
         <w:t xml:space="preserve">; </w:t>
       </w:r>
-      <w:hyperlink r:id="rId21">
-        <w:r>
-          <w:rPr>
-            <w:lang w:val="hi_IN" w:bidi="hi_IN"/>
-          </w:rPr>
-          <w:rPr>
-            <w:color w:val="0000EE"/>
-            <w:u w:val="single"/>
-          </w:rPr>
-          <w:t>38:21–31</w:t>
-        </w:r>
-      </w:hyperlink>
+      <w:r>
+        <w:rPr>
+          <w:lang w:val="hi_IN" w:bidi="hi_IN"/>
+        </w:rPr>
+        <w:t>38:21–31</w:t>
+      </w:r>
       <w:r>
         <w:rPr>
           <w:lang w:val="hi_IN" w:bidi="hi_IN"/>
         </w:rPr>
         <w:t xml:space="preserve">; </w:t>
       </w:r>
-      <w:hyperlink r:id="rId22">
-        <w:r>
-          <w:rPr>
-            <w:lang w:val="hi_IN" w:bidi="hi_IN"/>
-          </w:rPr>
-          <w:rPr>
-            <w:color w:val="0000EE"/>
-            <w:u w:val="single"/>
-          </w:rPr>
-          <w:t>39:32–40:35</w:t>
-        </w:r>
-      </w:hyperlink>
+      <w:r>
+        <w:rPr>
+          <w:lang w:val="hi_IN" w:bidi="hi_IN"/>
+        </w:rPr>
+        <w:t>39:32–40:35</w:t>
+      </w:r>
       <w:r>
         <w:rPr>
           <w:lang w:val="hi_IN" w:bidi="hi_IN"/>
         </w:rPr>
         <w:t xml:space="preserve">; </w:t>
       </w:r>
-      <w:hyperlink r:id="rId23">
-        <w:r>
-          <w:rPr>
-            <w:lang w:val="hi_IN" w:bidi="hi_IN"/>
-          </w:rPr>
-          <w:rPr>
-            <w:color w:val="0000EE"/>
-            <w:u w:val="single"/>
-          </w:rPr>
-          <w:t>2 इतिहास 3:1–7:22</w:t>
-        </w:r>
-      </w:hyperlink>
+      <w:r>
+        <w:rPr>
+          <w:lang w:val="hi_IN" w:bidi="hi_IN"/>
+        </w:rPr>
+        <w:t>2 इतिहास 3:1–7:22</w:t>
+      </w:r>
       <w:r>
         <w:rPr>
           <w:lang w:val="hi_IN" w:bidi="hi_IN"/>
         </w:rPr>
         <w:t xml:space="preserve">; </w:t>
       </w:r>
-      <w:hyperlink r:id="rId24">
-        <w:r>
-          <w:rPr>
-            <w:lang w:val="hi_IN" w:bidi="hi_IN"/>
-          </w:rPr>
-          <w:rPr>
-            <w:color w:val="0000EE"/>
-            <w:u w:val="single"/>
-          </w:rPr>
-          <w:t>इब्रानियों 9:1–28</w:t>
-        </w:r>
-      </w:hyperlink>
+      <w:r>
+        <w:rPr>
+          <w:lang w:val="hi_IN" w:bidi="hi_IN"/>
+        </w:rPr>
+        <w:t>इब्रानियों 9:1–28</w:t>
+      </w:r>
       <w:r>
         <w:rPr>
           <w:lang w:val="hi_IN" w:bidi="hi_IN"/>
